--- a/docs/answers/as-solvingeqslogarithms.docx
+++ b/docs/answers/as-solvingeqslogarithms.docx
@@ -52,7 +52,7 @@
         </w:rPr>
         <w:t xml:space="preserve"> </w:t>
       </w:r>
-      <w:hyperlink r:id="rId20">
+      <w:hyperlink r:id="rId9">
         <w:r>
           <w:rPr>
             <w:rStyle w:val="Hyperlink"/>
@@ -101,19 +101,21 @@
             </m:r>
           </m:sub>
         </m:sSub>
-        <m:d>
-          <m:dPr>
-            <m:begChr m:val="("/>
-            <m:sepChr m:val=""/>
-            <m:endChr m:val=")"/>
-            <m:grow/>
-          </m:dPr>
-          <m:e>
-            <m:r>
-              <m:t>x</m:t>
-            </m:r>
-          </m:e>
-        </m:d>
+        <m:r>
+          <m:rPr>
+            <m:sty m:val="p"/>
+          </m:rPr>
+          <m:t>(</m:t>
+        </m:r>
+        <m:r>
+          <m:t>x</m:t>
+        </m:r>
+        <m:r>
+          <m:rPr>
+            <m:sty m:val="p"/>
+          </m:rPr>
+          <m:t>)</m:t>
+        </m:r>
       </m:oMath>
       <w:r>
         <w:t xml:space="preserve"> </w:t>
@@ -131,19 +133,21 @@
           </m:rPr>
           <m:t>ln</m:t>
         </m:r>
-        <m:d>
-          <m:dPr>
-            <m:begChr m:val="("/>
-            <m:sepChr m:val=""/>
-            <m:endChr m:val=")"/>
-            <m:grow/>
-          </m:dPr>
-          <m:e>
-            <m:r>
-              <m:t>x</m:t>
-            </m:r>
-          </m:e>
-        </m:d>
+        <m:r>
+          <m:rPr>
+            <m:sty m:val="p"/>
+          </m:rPr>
+          <m:t>(</m:t>
+        </m:r>
+        <m:r>
+          <m:t>x</m:t>
+        </m:r>
+        <m:r>
+          <m:rPr>
+            <m:sty m:val="p"/>
+          </m:rPr>
+          <m:t>)</m:t>
+        </m:r>
       </m:oMath>
       <w:r>
         <w:t xml:space="preserve">.</w:t>
@@ -156,7 +160,7 @@
         </w:pict>
       </w:r>
     </w:p>
-    <w:bookmarkStart w:id="21" w:name="q1"/>
+    <w:bookmarkStart w:id="10" w:name="q1"/>
     <w:p>
       <w:pPr>
         <w:pStyle w:val="Heading2"/>
@@ -506,8 +510,8 @@
         </w:pict>
       </w:r>
     </w:p>
-    <w:bookmarkEnd w:id="21"/>
-    <w:bookmarkStart w:id="22" w:name="q2"/>
+    <w:bookmarkEnd w:id="10"/>
+    <w:bookmarkStart w:id="11" w:name="q2"/>
     <w:p>
       <w:pPr>
         <w:pStyle w:val="Heading2"/>
@@ -545,19 +549,21 @@
             </m:r>
           </m:sub>
         </m:sSub>
-        <m:d>
-          <m:dPr>
-            <m:begChr m:val="("/>
-            <m:sepChr m:val=""/>
-            <m:endChr m:val=")"/>
-            <m:grow/>
-          </m:dPr>
-          <m:e>
-            <m:r>
-              <m:t>x</m:t>
-            </m:r>
-          </m:e>
-        </m:d>
+        <m:r>
+          <m:rPr>
+            <m:sty m:val="p"/>
+          </m:rPr>
+          <m:t>(</m:t>
+        </m:r>
+        <m:r>
+          <m:t>x</m:t>
+        </m:r>
+        <m:r>
+          <m:rPr>
+            <m:sty m:val="p"/>
+          </m:rPr>
+          <m:t>)</m:t>
+        </m:r>
         <m:r>
           <m:rPr>
             <m:sty m:val="p"/>
@@ -579,19 +585,21 @@
             </m:r>
           </m:sub>
         </m:sSub>
-        <m:d>
-          <m:dPr>
-            <m:begChr m:val="("/>
-            <m:sepChr m:val=""/>
-            <m:endChr m:val=")"/>
-            <m:grow/>
-          </m:dPr>
-          <m:e>
-            <m:r>
-              <m:t>5</m:t>
-            </m:r>
-          </m:e>
-        </m:d>
+        <m:r>
+          <m:rPr>
+            <m:sty m:val="p"/>
+          </m:rPr>
+          <m:t>(</m:t>
+        </m:r>
+        <m:r>
+          <m:t>5</m:t>
+        </m:r>
+        <m:r>
+          <m:rPr>
+            <m:sty m:val="p"/>
+          </m:rPr>
+          <m:t>)</m:t>
+        </m:r>
         <m:r>
           <m:rPr>
             <m:sty m:val="p"/>
@@ -685,22 +693,24 @@
             </m:r>
           </m:sub>
         </m:sSub>
-        <m:d>
-          <m:dPr>
-            <m:begChr m:val="("/>
-            <m:sepChr m:val=""/>
-            <m:endChr m:val=")"/>
-            <m:grow/>
-          </m:dPr>
-          <m:e>
-            <m:r>
-              <m:t>16</m:t>
-            </m:r>
-            <m:r>
-              <m:t>x</m:t>
-            </m:r>
-          </m:e>
-        </m:d>
+        <m:r>
+          <m:rPr>
+            <m:sty m:val="p"/>
+          </m:rPr>
+          <m:t>(</m:t>
+        </m:r>
+        <m:r>
+          <m:t>16</m:t>
+        </m:r>
+        <m:r>
+          <m:t>x</m:t>
+        </m:r>
+        <m:r>
+          <m:rPr>
+            <m:sty m:val="p"/>
+          </m:rPr>
+          <m:t>)</m:t>
+        </m:r>
         <m:r>
           <m:rPr>
             <m:sty m:val="p"/>
@@ -817,19 +827,21 @@
           </m:rPr>
           <m:t>ln</m:t>
         </m:r>
-        <m:d>
-          <m:dPr>
-            <m:begChr m:val="("/>
-            <m:sepChr m:val=""/>
-            <m:endChr m:val=")"/>
-            <m:grow/>
-          </m:dPr>
-          <m:e>
-            <m:r>
-              <m:t>12</m:t>
-            </m:r>
-          </m:e>
-        </m:d>
+        <m:r>
+          <m:rPr>
+            <m:sty m:val="p"/>
+          </m:rPr>
+          <m:t>(</m:t>
+        </m:r>
+        <m:r>
+          <m:t>12</m:t>
+        </m:r>
+        <m:r>
+          <m:rPr>
+            <m:sty m:val="p"/>
+          </m:rPr>
+          <m:t>)</m:t>
+        </m:r>
         <m:r>
           <m:rPr>
             <m:sty m:val="p"/>
@@ -842,19 +854,21 @@
           </m:rPr>
           <m:t>ln</m:t>
         </m:r>
-        <m:d>
-          <m:dPr>
-            <m:begChr m:val="("/>
-            <m:sepChr m:val=""/>
-            <m:endChr m:val=")"/>
-            <m:grow/>
-          </m:dPr>
-          <m:e>
-            <m:r>
-              <m:t>144</m:t>
-            </m:r>
-          </m:e>
-        </m:d>
+        <m:r>
+          <m:rPr>
+            <m:sty m:val="p"/>
+          </m:rPr>
+          <m:t>(</m:t>
+        </m:r>
+        <m:r>
+          <m:t>144</m:t>
+        </m:r>
+        <m:r>
+          <m:rPr>
+            <m:sty m:val="p"/>
+          </m:rPr>
+          <m:t>)</m:t>
+        </m:r>
       </m:oMath>
       <w:r>
         <w:t xml:space="preserve">.</w:t>
@@ -889,19 +903,21 @@
             </m:r>
           </m:sub>
         </m:sSub>
-        <m:d>
-          <m:dPr>
-            <m:begChr m:val="("/>
-            <m:sepChr m:val=""/>
-            <m:endChr m:val=")"/>
-            <m:grow/>
-          </m:dPr>
-          <m:e>
-            <m:r>
-              <m:t>x</m:t>
-            </m:r>
-          </m:e>
-        </m:d>
+        <m:r>
+          <m:rPr>
+            <m:sty m:val="p"/>
+          </m:rPr>
+          <m:t>(</m:t>
+        </m:r>
+        <m:r>
+          <m:t>x</m:t>
+        </m:r>
+        <m:r>
+          <m:rPr>
+            <m:sty m:val="p"/>
+          </m:rPr>
+          <m:t>)</m:t>
+        </m:r>
         <m:r>
           <m:rPr>
             <m:sty m:val="p"/>
@@ -926,22 +942,24 @@
             </m:r>
           </m:sub>
         </m:sSub>
-        <m:d>
-          <m:dPr>
-            <m:begChr m:val="("/>
-            <m:sepChr m:val=""/>
-            <m:endChr m:val=")"/>
-            <m:grow/>
-          </m:dPr>
-          <m:e>
-            <m:r>
-              <m:t>3</m:t>
-            </m:r>
-            <m:r>
-              <m:t>x</m:t>
-            </m:r>
-          </m:e>
-        </m:d>
+        <m:r>
+          <m:rPr>
+            <m:sty m:val="p"/>
+          </m:rPr>
+          <m:t>(</m:t>
+        </m:r>
+        <m:r>
+          <m:t>3</m:t>
+        </m:r>
+        <m:r>
+          <m:t>x</m:t>
+        </m:r>
+        <m:r>
+          <m:rPr>
+            <m:sty m:val="p"/>
+          </m:rPr>
+          <m:t>)</m:t>
+        </m:r>
         <m:r>
           <m:rPr>
             <m:sty m:val="p"/>
@@ -1040,31 +1058,33 @@
           </m:rPr>
           <m:t>ln</m:t>
         </m:r>
-        <m:d>
-          <m:dPr>
-            <m:begChr m:val="("/>
-            <m:sepChr m:val=""/>
-            <m:endChr m:val=")"/>
-            <m:grow/>
-          </m:dPr>
-          <m:e>
-            <m:r>
-              <m:t>1</m:t>
-            </m:r>
-            <m:r>
-              <m:rPr>
-                <m:sty m:val="p"/>
-              </m:rPr>
-              <m:t>−</m:t>
-            </m:r>
-            <m:r>
-              <m:t>2</m:t>
-            </m:r>
-            <m:r>
-              <m:t>x</m:t>
-            </m:r>
-          </m:e>
-        </m:d>
+        <m:r>
+          <m:rPr>
+            <m:sty m:val="p"/>
+          </m:rPr>
+          <m:t>(</m:t>
+        </m:r>
+        <m:r>
+          <m:t>1</m:t>
+        </m:r>
+        <m:r>
+          <m:rPr>
+            <m:sty m:val="p"/>
+          </m:rPr>
+          <m:t>−</m:t>
+        </m:r>
+        <m:r>
+          <m:t>2</m:t>
+        </m:r>
+        <m:r>
+          <m:t>x</m:t>
+        </m:r>
+        <m:r>
+          <m:rPr>
+            <m:sty m:val="p"/>
+          </m:rPr>
+          <m:t>)</m:t>
+        </m:r>
         <m:r>
           <m:rPr>
             <m:sty m:val="p"/>
@@ -1142,28 +1162,30 @@
           </m:rPr>
           <m:t>ln</m:t>
         </m:r>
-        <m:d>
-          <m:dPr>
-            <m:begChr m:val="("/>
-            <m:sepChr m:val=""/>
-            <m:endChr m:val=")"/>
-            <m:grow/>
-          </m:dPr>
-          <m:e>
-            <m:r>
-              <m:t>x</m:t>
-            </m:r>
-            <m:r>
-              <m:rPr>
-                <m:sty m:val="p"/>
-              </m:rPr>
-              <m:t>+</m:t>
-            </m:r>
-            <m:r>
-              <m:t>1</m:t>
-            </m:r>
-          </m:e>
-        </m:d>
+        <m:r>
+          <m:rPr>
+            <m:sty m:val="p"/>
+          </m:rPr>
+          <m:t>(</m:t>
+        </m:r>
+        <m:r>
+          <m:t>x</m:t>
+        </m:r>
+        <m:r>
+          <m:rPr>
+            <m:sty m:val="p"/>
+          </m:rPr>
+          <m:t>+</m:t>
+        </m:r>
+        <m:r>
+          <m:t>1</m:t>
+        </m:r>
+        <m:r>
+          <m:rPr>
+            <m:sty m:val="p"/>
+          </m:rPr>
+          <m:t>)</m:t>
+        </m:r>
         <m:r>
           <m:rPr>
             <m:sty m:val="p"/>
@@ -1176,19 +1198,21 @@
           </m:rPr>
           <m:t>ln</m:t>
         </m:r>
-        <m:d>
-          <m:dPr>
-            <m:begChr m:val="("/>
-            <m:sepChr m:val=""/>
-            <m:endChr m:val=")"/>
-            <m:grow/>
-          </m:dPr>
-          <m:e>
-            <m:r>
-              <m:t>x</m:t>
-            </m:r>
-          </m:e>
-        </m:d>
+        <m:r>
+          <m:rPr>
+            <m:sty m:val="p"/>
+          </m:rPr>
+          <m:t>(</m:t>
+        </m:r>
+        <m:r>
+          <m:t>x</m:t>
+        </m:r>
+        <m:r>
+          <m:rPr>
+            <m:sty m:val="p"/>
+          </m:rPr>
+          <m:t>)</m:t>
+        </m:r>
         <m:r>
           <m:rPr>
             <m:sty m:val="p"/>
@@ -1282,31 +1306,33 @@
             </m:r>
           </m:sub>
         </m:sSub>
-        <m:d>
-          <m:dPr>
-            <m:begChr m:val="("/>
-            <m:sepChr m:val=""/>
-            <m:endChr m:val=")"/>
-            <m:grow/>
-          </m:dPr>
-          <m:e>
-            <m:r>
-              <m:t>2</m:t>
-            </m:r>
-            <m:r>
-              <m:t>y</m:t>
-            </m:r>
-            <m:r>
-              <m:rPr>
-                <m:sty m:val="p"/>
-              </m:rPr>
-              <m:t>+</m:t>
-            </m:r>
-            <m:r>
-              <m:t>10</m:t>
-            </m:r>
-          </m:e>
-        </m:d>
+        <m:r>
+          <m:rPr>
+            <m:sty m:val="p"/>
+          </m:rPr>
+          <m:t>(</m:t>
+        </m:r>
+        <m:r>
+          <m:t>2</m:t>
+        </m:r>
+        <m:r>
+          <m:t>y</m:t>
+        </m:r>
+        <m:r>
+          <m:rPr>
+            <m:sty m:val="p"/>
+          </m:rPr>
+          <m:t>+</m:t>
+        </m:r>
+        <m:r>
+          <m:t>10</m:t>
+        </m:r>
+        <m:r>
+          <m:rPr>
+            <m:sty m:val="p"/>
+          </m:rPr>
+          <m:t>)</m:t>
+        </m:r>
         <m:r>
           <m:rPr>
             <m:sty m:val="p"/>
@@ -1328,28 +1354,30 @@
             </m:r>
           </m:sub>
         </m:sSub>
-        <m:d>
-          <m:dPr>
-            <m:begChr m:val="("/>
-            <m:sepChr m:val=""/>
-            <m:endChr m:val=")"/>
-            <m:grow/>
-          </m:dPr>
-          <m:e>
-            <m:r>
-              <m:t>y</m:t>
-            </m:r>
-            <m:r>
-              <m:rPr>
-                <m:sty m:val="p"/>
-              </m:rPr>
-              <m:t>−</m:t>
-            </m:r>
-            <m:r>
-              <m:t>2</m:t>
-            </m:r>
-          </m:e>
-        </m:d>
+        <m:r>
+          <m:rPr>
+            <m:sty m:val="p"/>
+          </m:rPr>
+          <m:t>(</m:t>
+        </m:r>
+        <m:r>
+          <m:t>y</m:t>
+        </m:r>
+        <m:r>
+          <m:rPr>
+            <m:sty m:val="p"/>
+          </m:rPr>
+          <m:t>−</m:t>
+        </m:r>
+        <m:r>
+          <m:t>2</m:t>
+        </m:r>
+        <m:r>
+          <m:rPr>
+            <m:sty m:val="p"/>
+          </m:rPr>
+          <m:t>)</m:t>
+        </m:r>
       </m:oMath>
       <w:r>
         <w:t xml:space="preserve">.</w:t>
@@ -1522,31 +1550,33 @@
             </m:r>
           </m:sub>
         </m:sSub>
-        <m:d>
-          <m:dPr>
-            <m:begChr m:val="("/>
-            <m:sepChr m:val=""/>
-            <m:endChr m:val=")"/>
-            <m:grow/>
-          </m:dPr>
-          <m:e>
-            <m:r>
-              <m:t>2</m:t>
-            </m:r>
-            <m:r>
-              <m:rPr>
-                <m:sty m:val="p"/>
-              </m:rPr>
-              <m:t>−</m:t>
-            </m:r>
-            <m:r>
-              <m:t>3</m:t>
-            </m:r>
-            <m:r>
-              <m:t>x</m:t>
-            </m:r>
-          </m:e>
-        </m:d>
+        <m:r>
+          <m:rPr>
+            <m:sty m:val="p"/>
+          </m:rPr>
+          <m:t>(</m:t>
+        </m:r>
+        <m:r>
+          <m:t>2</m:t>
+        </m:r>
+        <m:r>
+          <m:rPr>
+            <m:sty m:val="p"/>
+          </m:rPr>
+          <m:t>−</m:t>
+        </m:r>
+        <m:r>
+          <m:t>3</m:t>
+        </m:r>
+        <m:r>
+          <m:t>x</m:t>
+        </m:r>
+        <m:r>
+          <m:rPr>
+            <m:sty m:val="p"/>
+          </m:rPr>
+          <m:t>)</m:t>
+        </m:r>
         <m:r>
           <m:rPr>
             <m:sty m:val="p"/>
@@ -1568,52 +1598,54 @@
             </m:r>
           </m:sub>
         </m:sSub>
-        <m:d>
-          <m:dPr>
-            <m:begChr m:val="("/>
-            <m:sepChr m:val=""/>
-            <m:endChr m:val=")"/>
-            <m:grow/>
-          </m:dPr>
+        <m:r>
+          <m:rPr>
+            <m:sty m:val="p"/>
+          </m:rPr>
+          <m:t>(</m:t>
+        </m:r>
+        <m:r>
+          <m:t>6</m:t>
+        </m:r>
+        <m:sSup>
           <m:e>
             <m:r>
-              <m:t>6</m:t>
-            </m:r>
-            <m:sSup>
-              <m:e>
-                <m:r>
-                  <m:t>x</m:t>
-                </m:r>
-              </m:e>
-              <m:sup>
-                <m:r>
-                  <m:t>2</m:t>
-                </m:r>
-              </m:sup>
-            </m:sSup>
-            <m:r>
-              <m:rPr>
-                <m:sty m:val="p"/>
-              </m:rPr>
-              <m:t>−</m:t>
-            </m:r>
-            <m:r>
-              <m:t>19</m:t>
-            </m:r>
-            <m:r>
               <m:t>x</m:t>
             </m:r>
-            <m:r>
-              <m:rPr>
-                <m:sty m:val="p"/>
-              </m:rPr>
-              <m:t>+</m:t>
-            </m:r>
+          </m:e>
+          <m:sup>
             <m:r>
               <m:t>2</m:t>
             </m:r>
-          </m:e>
-        </m:d>
+          </m:sup>
+        </m:sSup>
+        <m:r>
+          <m:rPr>
+            <m:sty m:val="p"/>
+          </m:rPr>
+          <m:t>−</m:t>
+        </m:r>
+        <m:r>
+          <m:t>19</m:t>
+        </m:r>
+        <m:r>
+          <m:t>x</m:t>
+        </m:r>
+        <m:r>
+          <m:rPr>
+            <m:sty m:val="p"/>
+          </m:rPr>
+          <m:t>+</m:t>
+        </m:r>
+        <m:r>
+          <m:t>2</m:t>
+        </m:r>
+        <m:r>
+          <m:rPr>
+            <m:sty m:val="p"/>
+          </m:rPr>
+          <m:t>)</m:t>
+        </m:r>
       </m:oMath>
       <w:r>
         <w:t xml:space="preserve"> </w:t>
@@ -1712,19 +1744,21 @@
             </m:r>
           </m:sub>
         </m:sSub>
-        <m:d>
-          <m:dPr>
-            <m:begChr m:val="("/>
-            <m:sepChr m:val=""/>
-            <m:endChr m:val=")"/>
-            <m:grow/>
-          </m:dPr>
-          <m:e>
-            <m:r>
-              <m:t>x</m:t>
-            </m:r>
-          </m:e>
-        </m:d>
+        <m:r>
+          <m:rPr>
+            <m:sty m:val="p"/>
+          </m:rPr>
+          <m:t>(</m:t>
+        </m:r>
+        <m:r>
+          <m:t>x</m:t>
+        </m:r>
+        <m:r>
+          <m:rPr>
+            <m:sty m:val="p"/>
+          </m:rPr>
+          <m:t>)</m:t>
+        </m:r>
         <m:r>
           <m:rPr>
             <m:sty m:val="p"/>
@@ -1749,19 +1783,21 @@
             </m:r>
           </m:sub>
         </m:sSub>
-        <m:d>
-          <m:dPr>
-            <m:begChr m:val="("/>
-            <m:sepChr m:val=""/>
-            <m:endChr m:val=")"/>
-            <m:grow/>
-          </m:dPr>
-          <m:e>
-            <m:r>
-              <m:t>3</m:t>
-            </m:r>
-          </m:e>
-        </m:d>
+        <m:r>
+          <m:rPr>
+            <m:sty m:val="p"/>
+          </m:rPr>
+          <m:t>(</m:t>
+        </m:r>
+        <m:r>
+          <m:t>3</m:t>
+        </m:r>
+        <m:r>
+          <m:rPr>
+            <m:sty m:val="p"/>
+          </m:rPr>
+          <m:t>)</m:t>
+        </m:r>
         <m:r>
           <m:rPr>
             <m:sty m:val="p"/>
@@ -1838,8 +1874,8 @@
         </w:pict>
       </w:r>
     </w:p>
-    <w:bookmarkEnd w:id="22"/>
-    <w:bookmarkStart w:id="23" w:name="q3"/>
+    <w:bookmarkEnd w:id="11"/>
+    <w:bookmarkStart w:id="12" w:name="q3"/>
     <w:p>
       <w:pPr>
         <w:pStyle w:val="Heading2"/>
@@ -1922,8 +1958,8 @@
         </w:pict>
       </w:r>
     </w:p>
-    <w:bookmarkEnd w:id="23"/>
-    <w:bookmarkStart w:id="25" w:name="version-history-and-licensing"/>
+    <w:bookmarkEnd w:id="12"/>
+    <w:bookmarkStart w:id="14" w:name="version-history-and-licensing"/>
     <w:p>
       <w:pPr>
         <w:pStyle w:val="Heading2"/>
@@ -1944,7 +1980,7 @@
       <w:pPr>
         <w:pStyle w:val="BodyText"/>
       </w:pPr>
-      <w:hyperlink r:id="rId24">
+      <w:hyperlink r:id="rId13">
         <w:r>
           <w:rPr>
             <w:rStyle w:val="Hyperlink"/>
@@ -1953,7 +1989,7 @@
         </w:r>
       </w:hyperlink>
     </w:p>
-    <w:bookmarkEnd w:id="25"/>
+    <w:bookmarkEnd w:id="14"/>
     <w:sectPr>
       <w:pgSz w:h="15840" w:w="12240"/>
       <w:pgMar w:bottom="1440" w:footer="720" w:gutter="0" w:header="720" w:left="1440" w:right="1440" w:top="1440"/>
